--- a/alinacyx_system_info.docx
+++ b/alinacyx_system_info.docx
@@ -423,7 +423,7 @@
         <w:rPr>
           <w:rStyle w:val="VerbatimChar"/>
         </w:rPr>
-        <w:t xml:space="preserve">Total Memory (MB): 7818.01</w:t>
+        <w:t xml:space="preserve">Total Memory (MB): 7818.0</w:t>
       </w:r>
       <w:r>
         <w:br/>
@@ -432,7 +432,15 @@
         <w:rPr>
           <w:rStyle w:val="VerbatimChar"/>
         </w:rPr>
-        <w:t xml:space="preserve">Available Memory (MB): 6484.18</w:t>
+        <w:t xml:space="preserve">Available Memory (MB): 5845.99</w:t>
+      </w:r>
+    </w:p>
+    <w:p>
+      <w:pPr>
+        <w:pStyle w:val="FirstParagraph"/>
+      </w:pPr>
+      <w:r>
+        <w:t xml:space="preserve">1-groupB.git</w:t>
       </w:r>
     </w:p>
     <w:bookmarkEnd w:id="20"/>
